--- a/Task1.docx
+++ b/Task1.docx
@@ -231,7 +231,7 @@
           <w:szCs w:val="24"/>
           <w:u w:val="single"/>
         </w:rPr>
-        <w:t>СЦЕНАРНИЙ АНАЛІЗ БІЗНЕС ПРОЦЕСІВ</w:t>
+        <w:t xml:space="preserve">СЦЕНАРНИЙ АНАЛІЗ БІЗНЕС ПРОЦЕСІВ </w:t>
       </w:r>
       <w:r>
         <w:rPr>
@@ -239,18 +239,6 @@
           <w:b/>
           <w:bCs/>
           <w:color w:val="000000"/>
-          <w:sz w:val="24"/>
-          <w:szCs w:val="24"/>
-          <w:u w:val="single"/>
-        </w:rPr>
-        <w:t xml:space="preserve"> </w:t>
-      </w:r>
-      <w:r>
-        <w:rPr>
-          <w:rFonts w:ascii="Times New Roman" w:eastAsia="Times New Roman" w:hAnsi="Times New Roman" w:cs="Times New Roman"/>
-          <w:b/>
-          <w:bCs/>
-          <w:color w:val="000000"/>
           <w:sz w:val="28"/>
           <w:szCs w:val="28"/>
         </w:rPr>
@@ -518,43 +506,7 @@
           <w:sz w:val="28"/>
           <w:szCs w:val="28"/>
         </w:rPr>
-        <w:t xml:space="preserve"> </w:t>
-      </w:r>
-      <w:r>
-        <w:rPr>
-          <w:rFonts w:ascii="Times New Roman" w:eastAsia="Times New Roman" w:hAnsi="Times New Roman" w:cs="Times New Roman"/>
-          <w:color w:val="000000"/>
-          <w:sz w:val="28"/>
-          <w:szCs w:val="28"/>
-        </w:rPr>
-        <w:t>С</w:t>
-      </w:r>
-      <w:r>
-        <w:rPr>
-          <w:rFonts w:ascii="Times New Roman" w:eastAsia="Times New Roman" w:hAnsi="Times New Roman" w:cs="Times New Roman"/>
-          <w:color w:val="000000"/>
-          <w:sz w:val="28"/>
-          <w:szCs w:val="28"/>
-        </w:rPr>
-        <w:t>.</w:t>
-      </w:r>
-      <w:r>
-        <w:rPr>
-          <w:rFonts w:ascii="Times New Roman" w:eastAsia="Times New Roman" w:hAnsi="Times New Roman" w:cs="Times New Roman"/>
-          <w:color w:val="000000"/>
-          <w:sz w:val="28"/>
-          <w:szCs w:val="28"/>
-        </w:rPr>
-        <w:t>З</w:t>
-      </w:r>
-      <w:r>
-        <w:rPr>
-          <w:rFonts w:ascii="Times New Roman" w:eastAsia="Times New Roman" w:hAnsi="Times New Roman" w:cs="Times New Roman"/>
-          <w:color w:val="000000"/>
-          <w:sz w:val="28"/>
-          <w:szCs w:val="28"/>
-        </w:rPr>
-        <w:t>.</w:t>
+        <w:t xml:space="preserve"> С.З.</w:t>
       </w:r>
     </w:p>
     <w:p>
@@ -640,7 +592,7 @@
           <w:sz w:val="28"/>
           <w:szCs w:val="28"/>
         </w:rPr>
-        <w:t>КИЇВ – 202</w:t>
+        <w:t>КИЇВ – 2026</w:t>
       </w:r>
       <w:r>
         <w:rPr>
@@ -649,16 +601,64 @@
           <w:sz w:val="28"/>
           <w:szCs w:val="28"/>
         </w:rPr>
-        <w:t>6</w:t>
-      </w:r>
-      <w:r>
-        <w:rPr>
-          <w:rFonts w:ascii="Times New Roman" w:eastAsia="Times New Roman" w:hAnsi="Times New Roman" w:cs="Times New Roman"/>
-          <w:color w:val="000000"/>
-          <w:sz w:val="28"/>
-          <w:szCs w:val="28"/>
-        </w:rPr>
         <w:br w:type="page"/>
+      </w:r>
+    </w:p>
+    <w:p>
+      <w:pPr>
+        <w:spacing w:before="100" w:beforeAutospacing="1" w:after="0" w:line="360" w:lineRule="auto"/>
+        <w:ind w:firstLine="567"/>
+        <w:jc w:val="center"/>
+        <w:rPr>
+          <w:rFonts w:ascii="Times New Roman" w:eastAsia="Times New Roman" w:hAnsi="Times New Roman" w:cs="Times New Roman"/>
+          <w:b/>
+          <w:bCs/>
+          <w:color w:val="1F1F1F"/>
+          <w:sz w:val="28"/>
+          <w:szCs w:val="28"/>
+          <w:lang w:eastAsia="uk-UA"/>
+        </w:rPr>
+      </w:pPr>
+      <w:r>
+        <w:rPr>
+          <w:rFonts w:ascii="Times New Roman" w:eastAsia="Times New Roman" w:hAnsi="Times New Roman" w:cs="Times New Roman"/>
+          <w:b/>
+          <w:bCs/>
+          <w:color w:val="1F1F1F"/>
+          <w:sz w:val="28"/>
+          <w:szCs w:val="28"/>
+          <w:lang w:eastAsia="uk-UA"/>
+        </w:rPr>
+        <w:lastRenderedPageBreak/>
+        <w:t>ЗАВДАННЯ 1</w:t>
+      </w:r>
+    </w:p>
+    <w:p>
+      <w:pPr>
+        <w:spacing w:before="100" w:beforeAutospacing="1" w:after="0" w:line="360" w:lineRule="auto"/>
+        <w:ind w:firstLine="567"/>
+        <w:jc w:val="center"/>
+        <w:rPr>
+          <w:rFonts w:ascii="Times New Roman" w:eastAsia="Times New Roman" w:hAnsi="Times New Roman" w:cs="Times New Roman"/>
+          <w:b/>
+          <w:bCs/>
+          <w:color w:val="1F1F1F"/>
+          <w:sz w:val="28"/>
+          <w:szCs w:val="28"/>
+          <w:lang w:eastAsia="uk-UA"/>
+        </w:rPr>
+      </w:pPr>
+      <w:r>
+        <w:rPr>
+          <w:rFonts w:ascii="Times New Roman" w:eastAsia="Times New Roman" w:hAnsi="Times New Roman" w:cs="Times New Roman"/>
+          <w:b/>
+          <w:bCs/>
+          <w:color w:val="1F1F1F"/>
+          <w:sz w:val="28"/>
+          <w:szCs w:val="28"/>
+          <w:lang w:eastAsia="uk-UA"/>
+        </w:rPr>
+        <w:t>ІДЕНТИФІКАЦІЯ БІЗНЕС-ПРОЦЕСІВ</w:t>
       </w:r>
     </w:p>
     <w:p>
@@ -686,7 +686,6 @@
           <w:szCs w:val="28"/>
           <w:lang w:eastAsia="uk-UA"/>
         </w:rPr>
-        <w:lastRenderedPageBreak/>
         <w:t>1. Опис системи</w:t>
       </w:r>
     </w:p>
@@ -1733,6 +1732,7 @@
                 <w:bdr w:val="none" w:sz="0" w:space="0" w:color="auto" w:frame="1"/>
                 <w:lang w:eastAsia="uk-UA"/>
               </w:rPr>
+              <w:lastRenderedPageBreak/>
               <w:t>6</w:t>
             </w:r>
           </w:p>
@@ -2029,7 +2029,6 @@
                 <w:bdr w:val="none" w:sz="0" w:space="0" w:color="auto" w:frame="1"/>
                 <w:lang w:eastAsia="uk-UA"/>
               </w:rPr>
-              <w:lastRenderedPageBreak/>
               <w:t>8</w:t>
             </w:r>
           </w:p>
@@ -2960,6 +2959,7 @@
           <w:bdr w:val="none" w:sz="0" w:space="0" w:color="auto" w:frame="1"/>
           <w:lang w:eastAsia="uk-UA"/>
         </w:rPr>
+        <w:lastRenderedPageBreak/>
         <w:t>Трекінг</w:t>
       </w:r>
       <w:proofErr w:type="spellEnd"/>
@@ -3058,7 +3058,6 @@
           <w:bdr w:val="none" w:sz="0" w:space="0" w:color="auto" w:frame="1"/>
           <w:lang w:eastAsia="uk-UA"/>
         </w:rPr>
-        <w:lastRenderedPageBreak/>
         <w:t>Аналітика попиту:</w:t>
       </w:r>
       <w:r>
@@ -3491,6 +3490,7 @@
           <w:bdr w:val="none" w:sz="0" w:space="0" w:color="auto" w:frame="1"/>
           <w:lang w:eastAsia="uk-UA"/>
         </w:rPr>
+        <w:lastRenderedPageBreak/>
         <w:t xml:space="preserve">Результат: </w:t>
       </w:r>
       <w:r>
@@ -3508,7 +3508,6 @@
     <w:p>
       <w:pPr>
         <w:spacing w:before="100" w:beforeAutospacing="1" w:after="0" w:line="360" w:lineRule="auto"/>
-        <w:ind w:left="426"/>
         <w:jc w:val="both"/>
         <w:rPr>
           <w:rFonts w:ascii="Times New Roman" w:eastAsia="Times New Roman" w:hAnsi="Times New Roman" w:cs="Times New Roman"/>
@@ -3521,19 +3520,6 @@
           <w:lang w:eastAsia="uk-UA"/>
         </w:rPr>
       </w:pPr>
-      <w:r>
-        <w:rPr>
-          <w:rFonts w:ascii="Times New Roman" w:eastAsia="Times New Roman" w:hAnsi="Times New Roman" w:cs="Times New Roman"/>
-          <w:b/>
-          <w:bCs/>
-          <w:color w:val="1F1F1F"/>
-          <w:sz w:val="28"/>
-          <w:szCs w:val="28"/>
-          <w:bdr w:val="none" w:sz="0" w:space="0" w:color="auto" w:frame="1"/>
-          <w:lang w:eastAsia="uk-UA"/>
-        </w:rPr>
-        <w:br w:type="page"/>
-      </w:r>
     </w:p>
     <w:p>
       <w:pPr>
@@ -3560,7 +3546,6 @@
           <w:szCs w:val="28"/>
           <w:lang w:eastAsia="uk-UA"/>
         </w:rPr>
-        <w:lastRenderedPageBreak/>
         <w:t>5. Схема основного процесу (</w:t>
       </w:r>
       <w:proofErr w:type="spellStart"/>
@@ -4891,6 +4876,27 @@
     <w:name w:val="Normal"/>
     <w:qFormat/>
   </w:style>
+  <w:style w:type="paragraph" w:styleId="1">
+    <w:name w:val="heading 1"/>
+    <w:basedOn w:val="a"/>
+    <w:next w:val="a"/>
+    <w:link w:val="10"/>
+    <w:uiPriority w:val="9"/>
+    <w:qFormat/>
+    <w:rsid w:val="00915D2D"/>
+    <w:pPr>
+      <w:keepNext/>
+      <w:keepLines/>
+      <w:spacing w:before="240" w:after="0"/>
+      <w:outlineLvl w:val="0"/>
+    </w:pPr>
+    <w:rPr>
+      <w:rFonts w:asciiTheme="majorHAnsi" w:eastAsiaTheme="majorEastAsia" w:hAnsiTheme="majorHAnsi" w:cstheme="majorBidi"/>
+      <w:color w:val="2F5496" w:themeColor="accent1" w:themeShade="BF"/>
+      <w:sz w:val="32"/>
+      <w:szCs w:val="32"/>
+    </w:rPr>
+  </w:style>
   <w:style w:type="paragraph" w:styleId="2">
     <w:name w:val="heading 2"/>
     <w:basedOn w:val="a"/>
@@ -5031,6 +5037,19 @@
       <w:ind w:left="720"/>
       <w:contextualSpacing/>
     </w:pPr>
+  </w:style>
+  <w:style w:type="character" w:customStyle="1" w:styleId="10">
+    <w:name w:val="Заголовок 1 Знак"/>
+    <w:basedOn w:val="a0"/>
+    <w:link w:val="1"/>
+    <w:uiPriority w:val="9"/>
+    <w:rsid w:val="00915D2D"/>
+    <w:rPr>
+      <w:rFonts w:asciiTheme="majorHAnsi" w:eastAsiaTheme="majorEastAsia" w:hAnsiTheme="majorHAnsi" w:cstheme="majorBidi"/>
+      <w:color w:val="2F5496" w:themeColor="accent1" w:themeShade="BF"/>
+      <w:sz w:val="32"/>
+      <w:szCs w:val="32"/>
+    </w:rPr>
   </w:style>
 </w:styles>
 </file>
